--- a/daily-reports/2026-10-16/report.docx
+++ b/daily-reports/2026-10-16/report.docx
@@ -28,28 +28,28 @@
         <w:pStyle w:val="Heading2"/>
       </w:pPr>
       <w:r>
-        <w:t>1. jhaizhou-ops/d2r-mobile  ⭐ 3,281</w:t>
+        <w:t>1. jhaizhou-ops/d2r-mobile  ⭐ 3,293</w:t>
       </w:r>
     </w:p>
     <w:p>
       <w:r>
-        <w:t>语言：C ｜ Stars：3,281 ｜ Forks：974</w:t>
+        <w:t>语言：C ｜ Stars：3,293 ｜ Forks：975</w:t>
         <w:br/>
       </w:r>
       <w:r>
-        <w:t>这是什么：这是一个开源项目，让你能在 iPhone、iPad 或 Mac 上玩《暗黑破坏神 II：狱火重生》游戏。它像一个翻译层，让原本为 Switch 设计的游戏能在苹果设备上运行，支持触摸操作和 60 帧流畅画面。</w:t>
+        <w:t>这是什么：这是一个开源项目，能让《暗黑破坏神 II：狱火重生》这款游戏在 iPhone、iPad 和 Mac 上运行。它相当于一个翻译层，把原本给 Switch 游戏机写的游戏代码，转换成苹果设备能懂的语言。你需要自己准备游戏文件，它不提供游戏。</w:t>
         <w:br/>
       </w:r>
       <w:r>
-        <w:t>能用来做什么：你可以用它随时随地用手机或电脑玩暗黑破坏神2，无需购买 Switch 或游戏主机。需要自备游戏文件。</w:t>
+        <w:t>能用来做什么：如果你有 Switch 版的《暗黑破坏神 II：狱火重生》游戏文件，就可以用这个项目在苹果手机、平板或电脑上玩，支持触摸屏操作，画面流畅，还有新的游戏模式。</w:t>
         <w:br/>
       </w:r>
       <w:r>
-        <w:t>适用领域：手机游戏、电脑游戏、游戏移植</w:t>
+        <w:t>适用领域：游戏开发、移动应用、跨平台兼容</w:t>
         <w:br/>
       </w:r>
       <w:r>
-        <w:t>对新手有什么帮助：如果你喜欢玩游戏，这个项目能让你在苹果设备上重温经典游戏，同时也能了解游戏兼容层的基本原理。</w:t>
+        <w:t>对新手有什么帮助：适合对游戏移植、跨平台开发感兴趣的新手学习，能了解如何让不同平台的软件互相兼容。</w:t>
         <w:br/>
       </w:r>
       <w:r>
@@ -61,28 +61,28 @@
         <w:pStyle w:val="Heading2"/>
       </w:pPr>
       <w:r>
-        <w:t>2. onehumanbeing/esp32-iphone-agent  ⭐ 2,603</w:t>
+        <w:t>2. onehumanbeing/esp32-iphone-agent  ⭐ 2,614</w:t>
       </w:r>
     </w:p>
     <w:p>
       <w:r>
-        <w:t>语言：C ｜ Stars：2,603 ｜ Forks：342</w:t>
+        <w:t>语言：C ｜ Stars：2,614 ｜ Forks：343</w:t>
         <w:br/>
       </w:r>
       <w:r>
-        <w:t>这是什么：这个项目让一个便宜的 ESP32 芯片（约 7 美元）控制真实的 iPhone，通过 AirPlay 传输画面，用 USB 模拟手指操作，并接入 AI 模型来识别屏幕内容。</w:t>
+        <w:t>这是什么：这个项目让一个 AI 模型通过一个便宜的小硬件（ESP32，约7美元）来操控真实的 iPhone 手机。它用 AirPlay 让 AI 看到手机屏幕，用 USB 模拟手指点击，不需要 Mac 电脑、开发者账号或越狱。</w:t>
         <w:br/>
       </w:r>
       <w:r>
-        <w:t>能用来做什么：你可以用它让 AI 自动操作 iPhone，比如自动点击、滑动，完成一些重复任务，或者作为 AI 视觉控制的实验平台。</w:t>
+        <w:t>能用来做什么：你可以用它让 AI 自动操作 iPhone，比如自动测试 App、完成重复任务，或者作为 AI 与真实手机交互的实验平台。</w:t>
         <w:br/>
       </w:r>
       <w:r>
-        <w:t>适用领域：人工智能、自动化测试、物联网</w:t>
+        <w:t>适用领域：人工智能、自动化测试、物联网、硬件开发</w:t>
         <w:br/>
       </w:r>
       <w:r>
-        <w:t>对新手有什么帮助：适合对 AI 和硬件感兴趣的新手，可以学习如何用低成本硬件实现 AI 控制手机，理解 AI 与物理世界交互的基本方法。</w:t>
+        <w:t>对新手有什么帮助：适合想了解 AI 如何控制物理设备的新手，能学习到硬件与 AI 结合的基本原理。</w:t>
         <w:br/>
       </w:r>
       <w:r>
@@ -94,20 +94,20 @@
         <w:pStyle w:val="Heading2"/>
       </w:pPr>
       <w:r>
-        <w:t>3. liseami/CCBaga  ⭐ 2,353</w:t>
+        <w:t>3. liseami/CCBaga  ⭐ 2,356</w:t>
       </w:r>
     </w:p>
     <w:p>
       <w:r>
-        <w:t>语言：Rust ｜ Stars：2,353 ｜ Forks：237</w:t>
+        <w:t>语言：Rust ｜ Stars：2,356 ｜ Forks：238</w:t>
         <w:br/>
       </w:r>
       <w:r>
-        <w:t>这是什么：该项目没有提供描述，但从名称和语言（Rust）来看，可能是一个用 Rust 编写的工具或库。</w:t>
+        <w:t>这是什么：该项目没有提供描述信息，从名称和语言推测，可能是一个用 Rust 语言编写的工具或库，具体功能未知。</w:t>
         <w:br/>
       </w:r>
       <w:r>
-        <w:t>能用来做什么：由于缺少描述，具体用途未知，可能用于系统编程或工具开发。</w:t>
+        <w:t>能用来做什么：由于缺乏描述，无法确定具体用途，可能用于系统编程或工具开发。</w:t>
         <w:br/>
       </w:r>
       <w:r>
@@ -115,7 +115,7 @@
         <w:br/>
       </w:r>
       <w:r>
-        <w:t>对新手有什么帮助：对于学习 Rust 语言的新手，可以研究其代码结构，但需要自行探索具体功能。</w:t>
+        <w:t>对新手有什么帮助：对于新手来说，由于信息不足，暂时无法提供明确的学习价值。</w:t>
         <w:br/>
       </w:r>
       <w:r>
@@ -127,28 +127,28 @@
         <w:pStyle w:val="Heading2"/>
       </w:pPr>
       <w:r>
-        <w:t>4. Arekejoker/qwen21-nsfw-pose-skill  ⭐ 2,157</w:t>
+        <w:t>4. Arekejoker/qwen21-nsfw-pose-skill  ⭐ 2,174</w:t>
       </w:r>
     </w:p>
     <w:p>
       <w:r>
-        <w:t>语言：Python ｜ Stars：2,157 ｜ Forks：439</w:t>
+        <w:t>语言：Python ｜ Stars：2,174 ｜ Forks：440</w:t>
         <w:br/>
       </w:r>
       <w:r>
-        <w:t>这是什么：这是一个基于 Qwen-Image 2.1 的图像生成技能包，专注于生成特定姿势和 NSFW（不适宜工作场所）内容。它包含作者级的提示词配方、NSFW LoRA 模型和 136 种姿势控制。</w:t>
+        <w:t>这是什么：这是一个基于 Qwen-Image 2.1 模型的图像生成技能包，专注于生成特定姿势和 NSFW（不适宜工作场所）内容的图片。它包含作者级的提示词配方、NSFW 模型和 136 种姿势控制，适用于 Claude Code、Codex、Cursor 等 AI 编程助手。</w:t>
         <w:br/>
       </w:r>
       <w:r>
-        <w:t>能用来做什么：可用于在 Claude Code、Codex、Cursor 等工具中生成特定姿势的图像，适合需要定制化图像生成的用户。</w:t>
+        <w:t>能用来做什么：可以用它来生成特定姿势的图片，适合需要快速产出角色姿势的插画师或 AI 艺术创作者。</w:t>
         <w:br/>
       </w:r>
       <w:r>
-        <w:t>适用领域：AI 绘画、图像生成、内容创作</w:t>
+        <w:t>适用领域：AI 绘画、内容创作、图像生成</w:t>
         <w:br/>
       </w:r>
       <w:r>
-        <w:t>对新手有什么帮助：如果你对 AI 图像生成感兴趣，可以学习如何通过提示词和模型控制生成结果，但需注意内容合规性。</w:t>
+        <w:t>对新手有什么帮助：适合对 AI 图像生成感兴趣的新手，能学习如何通过提示词和模型控制生成特定姿势的图片，但需注意内容合规性。</w:t>
         <w:br/>
       </w:r>
       <w:r>
@@ -160,28 +160,28 @@
         <w:pStyle w:val="Heading2"/>
       </w:pPr>
       <w:r>
-        <w:t>5. HeyPuter/everything  ⭐ 1,392</w:t>
+        <w:t>5. HeyPuter/everything  ⭐ 1,399</w:t>
       </w:r>
     </w:p>
     <w:p>
       <w:r>
-        <w:t>语言：JavaScript ｜ Stars：1,392 ｜ Forks：193</w:t>
+        <w:t>语言：JavaScript ｜ Stars：1,399 ｜ Forks：193</w:t>
         <w:br/>
       </w:r>
       <w:r>
-        <w:t>这是什么：这是一个雄心勃勃的开源项目，旨在从零开始重建并开源世界上所有的软件。目前可能处于早期阶段，用 JavaScript 编写。</w:t>
+        <w:t>这是什么：这是一个雄心勃勃的开源项目，旨在从零开始重建并开源世界上所有的软件。目前可能还处于早期阶段，用 JavaScript 编写。</w:t>
         <w:br/>
       </w:r>
       <w:r>
-        <w:t>能用来做什么：你可以参与贡献，或者使用他们重建的软件替代现有商业软件。</w:t>
+        <w:t>能用来做什么：可以关注或参与这个项目，了解开源软件的重建过程，或者贡献代码。</w:t>
         <w:br/>
       </w:r>
       <w:r>
-        <w:t>适用领域：软件开发、开源社区、Web 应用</w:t>
+        <w:t>适用领域：软件开发、开源社区、Web 开发</w:t>
         <w:br/>
       </w:r>
       <w:r>
-        <w:t>对新手有什么帮助：适合想了解开源软件如何从零构建的新手，可以学习大型项目的协作和开发流程。</w:t>
+        <w:t>对新手有什么帮助：适合想了解大型开源项目如何运作的新手，能学习到软件重建和协作开发的经验。</w:t>
         <w:br/>
       </w:r>
       <w:r>
@@ -220,7 +220,7 @@
       </w:r>
       <w:r>
         <w:br/>
-        <w:t>摘要：一项基于14000通电话的研究显示，尽管呼叫中心岗位数量在下降，但人类客服在复杂对话中的表现仍优于AI，说明AI在真实客服场景中尚未完全取代人工。</w:t>
+        <w:t>摘要：一项基于14000通电话记录的研究显示，尽管呼叫中心岗位数量在下降，但人类客服在复杂对话中的表现仍优于AI，说明AI在真实客服场景中尚未完全取代人类。</w:t>
       </w:r>
     </w:p>
     <w:p>
@@ -239,7 +239,7 @@
       </w:r>
       <w:r>
         <w:br/>
-        <w:t>摘要：苹果与Meta合作，让Meta的Muse AI模型能够在Mac电脑上本地运行，这反映了科技巨头在端侧AI部署上的合作趋势，也凸显了Mac作为AI开发平台的潜力。</w:t>
+        <w:t>摘要：苹果与Meta合作让Muse AI模型能在Mac电脑上本地运行，反映出科技巨头在端侧AI部署上的合作趋势，可能推动Mac成为更重要的AI开发与运行平台。</w:t>
       </w:r>
     </w:p>
     <w:p>
@@ -263,7 +263,7 @@
       </w:r>
       <w:r>
         <w:br/>
-        <w:t>摘要：该论文提出了LIBERO-PeRM基准，用于评估机器人在个性化操作任务中的表现，推动机器人学习向更贴近个体需求的方向发展。</w:t>
+        <w:t>摘要：该论文提出LIBERO-PeRM基准，用于评估机器人个性化操作能力，为机器人学习在因人而异的任务场景中的表现提供了新的衡量标准。</w:t>
       </w:r>
     </w:p>
     <w:p>
@@ -287,7 +287,7 @@
       </w:r>
       <w:r>
         <w:br/>
-        <w:t>摘要：京东11.11首日下单用户数实现同比双位数增长，并首次全景展示超百项服务，体现了消费复苏与电商服务生态的扩展。</w:t>
+        <w:t>摘要：京东公布11.11首日战报，下单用户数同比实现双位数增长，并首次全景展示超百项服务，显示电商大促仍在通过服务升级拉动消费。</w:t>
       </w:r>
     </w:p>
     <w:p>
@@ -311,7 +311,7 @@
       </w:r>
       <w:r>
         <w:br/>
-        <w:t>摘要：文章盘点了2026全球开发者先锋大会暨国际具身智能技能大赛的十大亮点，展示了具身智能领域的最新进展与行业关注热点。</w:t>
+        <w:t>摘要：文章提前盘点了2026全球开发者先锋大会暨国际具身智能技能大赛的十大亮点，反映具身智能正成为行业赛事与开发者生态的热点方向。</w:t>
       </w:r>
     </w:p>
     <w:sectPr>
